--- a/phase wise documents/Ideation Phase-(1)/Ideation Phase/Brainstorm & Idea Prioritization Template(3).docx
+++ b/phase wise documents/Ideation Phase-(1)/Ideation Phase/Brainstorm & Idea Prioritization Template(3).docx
@@ -1,80 +1,62 @@
 
 <file path=word/document.xml><?xml version="1.0" encoding="utf-8"?>
-<w:document xmlns:mc="http://schemas.openxmlformats.org/markup-compatibility/2006" xmlns:o="urn:schemas-microsoft-com:office:office" xmlns:r="http://schemas.openxmlformats.org/officeDocument/2006/relationships" xmlns:m="http://schemas.openxmlformats.org/officeDocument/2006/math" xmlns:v="urn:schemas-microsoft-com:vml" xmlns:wp="http://schemas.openxmlformats.org/drawingml/2006/wordprocessingDrawing" xmlns:w10="urn:schemas-microsoft-com:office:word" xmlns:w="http://schemas.openxmlformats.org/wordprocessingml/2006/main" xmlns:wne="http://schemas.microsoft.com/office/word/2006/wordml" xmlns:sl="http://schemas.openxmlformats.org/schemaLibrary/2006/main" xmlns:a="http://schemas.openxmlformats.org/drawingml/2006/main" xmlns:pic="http://schemas.openxmlformats.org/drawingml/2006/picture" xmlns:c="http://schemas.openxmlformats.org/drawingml/2006/chart" xmlns:lc="http://schemas.openxmlformats.org/drawingml/2006/lockedCanvas" xmlns:dgm="http://schemas.openxmlformats.org/drawingml/2006/diagram" xmlns:wps="http://schemas.microsoft.com/office/word/2010/wordprocessingShape" xmlns:wpg="http://schemas.microsoft.com/office/word/2010/wordprocessingGroup" xmlns:w14="http://schemas.microsoft.com/office/word/2010/wordml" xmlns:w15="http://schemas.microsoft.com/office/word/2012/wordml" xmlns:w16="http://schemas.microsoft.com/office/word/2018/wordml" xmlns:w16cex="http://schemas.microsoft.com/office/word/2018/wordml/cex" xmlns:w16cid="http://schemas.microsoft.com/office/word/2016/wordml/cid" xmlns="http://schemas.microsoft.com/office/tasks/2019/documenttasks" xmlns:cr="http://schemas.microsoft.com/office/comments/2020/reactions">
+<w:document xmlns:ve="http://schemas.openxmlformats.org/markup-compatibility/2006" xmlns:o="urn:schemas-microsoft-com:office:office" xmlns:r="http://schemas.openxmlformats.org/officeDocument/2006/relationships" xmlns:m="http://schemas.openxmlformats.org/officeDocument/2006/math" xmlns:v="urn:schemas-microsoft-com:vml" xmlns:wp="http://schemas.openxmlformats.org/drawingml/2006/wordprocessingDrawing" xmlns:w10="urn:schemas-microsoft-com:office:word" xmlns:w="http://schemas.openxmlformats.org/wordprocessingml/2006/main" xmlns:wne="http://schemas.microsoft.com/office/word/2006/wordml">
   <w:body>
     <w:p>
       <w:pPr>
+        <w:pStyle w:val="normal0"/>
         <w:spacing w:line="259" w:lineRule="auto"/>
         <w:jc w:val="center"/>
         <w:rPr>
-          <w:rFonts w:ascii="Calibri" w:cs="Calibri" w:eastAsia="Calibri" w:hAnsi="Calibri"/>
-          <w:b w:val="1"/>
+          <w:rFonts w:ascii="Calibri" w:eastAsia="Calibri" w:hAnsi="Calibri" w:cs="Calibri"/>
+          <w:b/>
           <w:sz w:val="28"/>
           <w:szCs w:val="28"/>
         </w:rPr>
       </w:pPr>
       <w:r>
         <w:rPr>
-          <w:rFonts w:ascii="Calibri" w:cs="Calibri" w:eastAsia="Calibri" w:hAnsi="Calibri"/>
-          <w:b w:val="1"/>
+          <w:rFonts w:ascii="Calibri" w:eastAsia="Calibri" w:hAnsi="Calibri" w:cs="Calibri"/>
+          <w:b/>
           <w:sz w:val="28"/>
           <w:szCs w:val="28"/>
-          <w:rtl w:val="0"/>
-        </w:rPr>
-        <w:t xml:space="preserve">Ideation Phase</w:t>
-      </w:r>
-    </w:p>
-    <w:p>
-      <w:pPr>
+        </w:rPr>
+        <w:t>Ideation Phase</w:t>
+      </w:r>
+    </w:p>
+    <w:p>
+      <w:pPr>
+        <w:pStyle w:val="normal0"/>
         <w:spacing w:line="259" w:lineRule="auto"/>
         <w:jc w:val="center"/>
         <w:rPr>
-          <w:rFonts w:ascii="Calibri" w:cs="Calibri" w:eastAsia="Calibri" w:hAnsi="Calibri"/>
-          <w:b w:val="1"/>
+          <w:rFonts w:ascii="Calibri" w:eastAsia="Calibri" w:hAnsi="Calibri" w:cs="Calibri"/>
+          <w:b/>
           <w:sz w:val="28"/>
           <w:szCs w:val="28"/>
         </w:rPr>
       </w:pPr>
       <w:r>
         <w:rPr>
-          <w:rFonts w:ascii="Calibri" w:cs="Calibri" w:eastAsia="Calibri" w:hAnsi="Calibri"/>
-          <w:b w:val="1"/>
+          <w:rFonts w:ascii="Calibri" w:eastAsia="Calibri" w:hAnsi="Calibri" w:cs="Calibri"/>
+          <w:b/>
           <w:sz w:val="28"/>
           <w:szCs w:val="28"/>
-          <w:rtl w:val="0"/>
-        </w:rPr>
-        <w:t xml:space="preserve">Brainstorm &amp; Idea Prioritization Template</w:t>
-      </w:r>
-    </w:p>
-    <w:p>
-      <w:pPr>
-        <w:spacing w:line="259" w:lineRule="auto"/>
-        <w:jc w:val="center"/>
-        <w:rPr>
-          <w:rFonts w:ascii="Calibri" w:cs="Calibri" w:eastAsia="Calibri" w:hAnsi="Calibri"/>
-          <w:b w:val="1"/>
-          <w:sz w:val="28"/>
-          <w:szCs w:val="28"/>
-        </w:rPr>
-      </w:pPr>
-      <w:r>
-        <w:rPr>
-          <w:rtl w:val="0"/>
-        </w:rPr>
+        </w:rPr>
+        <w:t xml:space="preserve">Brainstorm &amp; Feature Prioritization Matrix (Value vs. Complexity) </w:t>
       </w:r>
     </w:p>
     <w:tbl>
       <w:tblPr>
-        <w:tblStyle w:val="Table1"/>
-        <w:tblW w:w="9016.0" w:type="dxa"/>
-        <w:jc w:val="left"/>
+        <w:tblStyle w:val="a"/>
+        <w:tblW w:w="9016" w:type="dxa"/>
         <w:tblBorders>
-          <w:top w:color="000000" w:space="0" w:sz="4" w:val="single"/>
-          <w:left w:color="000000" w:space="0" w:sz="4" w:val="single"/>
-          <w:bottom w:color="000000" w:space="0" w:sz="4" w:val="single"/>
-          <w:right w:color="000000" w:space="0" w:sz="4" w:val="single"/>
-          <w:insideH w:color="000000" w:space="0" w:sz="4" w:val="single"/>
-          <w:insideV w:color="000000" w:space="0" w:sz="4" w:val="single"/>
+          <w:top w:val="single" w:sz="4" w:space="0" w:color="000000"/>
+          <w:left w:val="single" w:sz="4" w:space="0" w:color="000000"/>
+          <w:bottom w:val="single" w:sz="4" w:space="0" w:color="000000"/>
+          <w:right w:val="single" w:sz="4" w:space="0" w:color="000000"/>
+          <w:insideH w:val="single" w:sz="4" w:space="0" w:color="000000"/>
+          <w:insideV w:val="single" w:sz="4" w:space="0" w:color="000000"/>
         </w:tblBorders>
         <w:tblLayout w:type="fixed"/>
         <w:tblLook w:val="0400"/>
@@ -82,173 +64,192 @@
       <w:tblGrid>
         <w:gridCol w:w="4508"/>
         <w:gridCol w:w="4508"/>
-        <w:tblGridChange w:id="0">
-          <w:tblGrid>
-            <w:gridCol w:w="4508"/>
-            <w:gridCol w:w="4508"/>
-          </w:tblGrid>
-        </w:tblGridChange>
       </w:tblGrid>
       <w:tr>
         <w:trPr>
-          <w:cantSplit w:val="0"/>
-          <w:tblHeader w:val="0"/>
+          <w:cantSplit/>
+          <w:tblHeader/>
         </w:trPr>
         <w:tc>
-          <w:tcPr/>
+          <w:tcPr>
+            <w:tcW w:w="4508" w:type="dxa"/>
+          </w:tcPr>
           <w:p>
             <w:pPr>
-              <w:rPr>
-                <w:rFonts w:ascii="Calibri" w:cs="Calibri" w:eastAsia="Calibri" w:hAnsi="Calibri"/>
+              <w:pStyle w:val="normal0"/>
+              <w:rPr>
+                <w:rFonts w:ascii="Calibri" w:eastAsia="Calibri" w:hAnsi="Calibri" w:cs="Calibri"/>
               </w:rPr>
             </w:pPr>
             <w:r>
               <w:rPr>
-                <w:rFonts w:ascii="Calibri" w:cs="Calibri" w:eastAsia="Calibri" w:hAnsi="Calibri"/>
-                <w:rtl w:val="0"/>
-              </w:rPr>
-              <w:t xml:space="preserve">Date</w:t>
+                <w:rFonts w:ascii="Calibri" w:eastAsia="Calibri" w:hAnsi="Calibri" w:cs="Calibri"/>
+              </w:rPr>
+              <w:t>Date</w:t>
             </w:r>
           </w:p>
         </w:tc>
         <w:tc>
-          <w:tcPr/>
+          <w:tcPr>
+            <w:tcW w:w="4508" w:type="dxa"/>
+          </w:tcPr>
           <w:p>
             <w:pPr>
-              <w:rPr>
-                <w:rFonts w:ascii="Calibri" w:cs="Calibri" w:eastAsia="Calibri" w:hAnsi="Calibri"/>
+              <w:pStyle w:val="normal0"/>
+              <w:rPr>
+                <w:rFonts w:ascii="Calibri" w:eastAsia="Calibri" w:hAnsi="Calibri" w:cs="Calibri"/>
               </w:rPr>
             </w:pPr>
             <w:r>
               <w:rPr>
-                <w:rFonts w:ascii="Calibri" w:cs="Calibri" w:eastAsia="Calibri" w:hAnsi="Calibri"/>
-                <w:rtl w:val="0"/>
-              </w:rPr>
-              <w:t xml:space="preserve">31 January 2025</w:t>
+                <w:rFonts w:ascii="Calibri" w:eastAsia="Calibri" w:hAnsi="Calibri" w:cs="Calibri"/>
+              </w:rPr>
+              <w:t>08 October 2026</w:t>
             </w:r>
           </w:p>
         </w:tc>
       </w:tr>
       <w:tr>
         <w:trPr>
-          <w:cantSplit w:val="0"/>
-          <w:tblHeader w:val="0"/>
+          <w:cantSplit/>
+          <w:tblHeader/>
         </w:trPr>
         <w:tc>
-          <w:tcPr/>
+          <w:tcPr>
+            <w:tcW w:w="4508" w:type="dxa"/>
+          </w:tcPr>
           <w:p>
             <w:pPr>
-              <w:rPr>
-                <w:rFonts w:ascii="Calibri" w:cs="Calibri" w:eastAsia="Calibri" w:hAnsi="Calibri"/>
+              <w:pStyle w:val="normal0"/>
+              <w:rPr>
+                <w:rFonts w:ascii="Calibri" w:eastAsia="Calibri" w:hAnsi="Calibri" w:cs="Calibri"/>
               </w:rPr>
             </w:pPr>
             <w:r>
               <w:rPr>
-                <w:rFonts w:ascii="Calibri" w:cs="Calibri" w:eastAsia="Calibri" w:hAnsi="Calibri"/>
-                <w:rtl w:val="0"/>
-              </w:rPr>
-              <w:t xml:space="preserve">Team ID</w:t>
+                <w:rFonts w:ascii="Calibri" w:eastAsia="Calibri" w:hAnsi="Calibri" w:cs="Calibri"/>
+              </w:rPr>
+              <w:t>Team ID</w:t>
             </w:r>
           </w:p>
         </w:tc>
         <w:tc>
-          <w:tcPr/>
+          <w:tcPr>
+            <w:tcW w:w="4508" w:type="dxa"/>
+          </w:tcPr>
           <w:p>
             <w:pPr>
-              <w:rPr>
-                <w:rFonts w:ascii="Calibri" w:cs="Calibri" w:eastAsia="Calibri" w:hAnsi="Calibri"/>
+              <w:pStyle w:val="normal0"/>
+              <w:rPr>
+                <w:rFonts w:ascii="Calibri" w:eastAsia="Calibri" w:hAnsi="Calibri" w:cs="Calibri"/>
+                <w:b/>
               </w:rPr>
             </w:pPr>
             <w:r>
               <w:rPr>
-                <w:rtl w:val="0"/>
-              </w:rPr>
+                <w:rFonts w:ascii="Calibri" w:eastAsia="Calibri" w:hAnsi="Calibri" w:cs="Calibri"/>
+                <w:b/>
+              </w:rPr>
+              <w:t>SWUID2026235621</w:t>
             </w:r>
           </w:p>
         </w:tc>
       </w:tr>
       <w:tr>
         <w:trPr>
-          <w:cantSplit w:val="0"/>
-          <w:tblHeader w:val="0"/>
+          <w:cantSplit/>
+          <w:tblHeader/>
         </w:trPr>
         <w:tc>
-          <w:tcPr/>
+          <w:tcPr>
+            <w:tcW w:w="4508" w:type="dxa"/>
+          </w:tcPr>
           <w:p>
             <w:pPr>
-              <w:rPr>
-                <w:rFonts w:ascii="Calibri" w:cs="Calibri" w:eastAsia="Calibri" w:hAnsi="Calibri"/>
+              <w:pStyle w:val="normal0"/>
+              <w:rPr>
+                <w:rFonts w:ascii="Calibri" w:eastAsia="Calibri" w:hAnsi="Calibri" w:cs="Calibri"/>
               </w:rPr>
             </w:pPr>
             <w:r>
               <w:rPr>
-                <w:rFonts w:ascii="Calibri" w:cs="Calibri" w:eastAsia="Calibri" w:hAnsi="Calibri"/>
-                <w:rtl w:val="0"/>
-              </w:rPr>
-              <w:t xml:space="preserve">Project Name</w:t>
+                <w:rFonts w:ascii="Calibri" w:eastAsia="Calibri" w:hAnsi="Calibri" w:cs="Calibri"/>
+              </w:rPr>
+              <w:t>Project Name</w:t>
             </w:r>
           </w:p>
         </w:tc>
         <w:tc>
-          <w:tcPr/>
+          <w:tcPr>
+            <w:tcW w:w="4508" w:type="dxa"/>
+          </w:tcPr>
           <w:p>
             <w:pPr>
-              <w:rPr>
-                <w:rFonts w:ascii="Calibri" w:cs="Calibri" w:eastAsia="Calibri" w:hAnsi="Calibri"/>
+              <w:pStyle w:val="normal0"/>
+              <w:rPr>
+                <w:rFonts w:ascii="Calibri" w:eastAsia="Calibri" w:hAnsi="Calibri" w:cs="Calibri"/>
+                <w:b/>
               </w:rPr>
             </w:pPr>
+            <w:proofErr w:type="spellStart"/>
             <w:r>
               <w:rPr>
-                <w:sz w:val="20"/>
-                <w:szCs w:val="20"/>
-                <w:rtl w:val="0"/>
-              </w:rPr>
-              <w:t xml:space="preserve">FreelanceFinder</w:t>
+                <w:rFonts w:ascii="Calibri" w:eastAsia="Calibri" w:hAnsi="Calibri" w:cs="Calibri"/>
+                <w:b/>
+              </w:rPr>
+              <w:t>iMovies</w:t>
             </w:r>
+            <w:proofErr w:type="spellEnd"/>
             <w:r>
               <w:rPr>
-                <w:rtl w:val="0"/>
-              </w:rPr>
+                <w:rFonts w:ascii="Calibri" w:eastAsia="Calibri" w:hAnsi="Calibri" w:cs="Calibri"/>
+                <w:b/>
+              </w:rPr>
+              <w:t xml:space="preserve"> - Cinema Booking Platform</w:t>
             </w:r>
           </w:p>
         </w:tc>
       </w:tr>
       <w:tr>
         <w:trPr>
-          <w:cantSplit w:val="0"/>
-          <w:tblHeader w:val="0"/>
+          <w:cantSplit/>
+          <w:tblHeader/>
         </w:trPr>
         <w:tc>
-          <w:tcPr/>
+          <w:tcPr>
+            <w:tcW w:w="4508" w:type="dxa"/>
+          </w:tcPr>
           <w:p>
             <w:pPr>
-              <w:rPr>
-                <w:rFonts w:ascii="Calibri" w:cs="Calibri" w:eastAsia="Calibri" w:hAnsi="Calibri"/>
+              <w:pStyle w:val="normal0"/>
+              <w:rPr>
+                <w:rFonts w:ascii="Calibri" w:eastAsia="Calibri" w:hAnsi="Calibri" w:cs="Calibri"/>
               </w:rPr>
             </w:pPr>
             <w:r>
               <w:rPr>
-                <w:rFonts w:ascii="Calibri" w:cs="Calibri" w:eastAsia="Calibri" w:hAnsi="Calibri"/>
-                <w:rtl w:val="0"/>
-              </w:rPr>
-              <w:t xml:space="preserve">Maximum Marks</w:t>
+                <w:rFonts w:ascii="Calibri" w:eastAsia="Calibri" w:hAnsi="Calibri" w:cs="Calibri"/>
+              </w:rPr>
+              <w:t>Maximum Marks</w:t>
             </w:r>
           </w:p>
         </w:tc>
         <w:tc>
-          <w:tcPr/>
+          <w:tcPr>
+            <w:tcW w:w="4508" w:type="dxa"/>
+          </w:tcPr>
           <w:p>
             <w:pPr>
-              <w:rPr>
-                <w:rFonts w:ascii="Calibri" w:cs="Calibri" w:eastAsia="Calibri" w:hAnsi="Calibri"/>
+              <w:pStyle w:val="normal0"/>
+              <w:rPr>
+                <w:rFonts w:ascii="Calibri" w:eastAsia="Calibri" w:hAnsi="Calibri" w:cs="Calibri"/>
               </w:rPr>
             </w:pPr>
             <w:r>
               <w:rPr>
-                <w:rFonts w:ascii="Calibri" w:cs="Calibri" w:eastAsia="Calibri" w:hAnsi="Calibri"/>
-                <w:rtl w:val="0"/>
-              </w:rPr>
-              <w:t xml:space="preserve">4 Marks</w:t>
+                <w:rFonts w:ascii="Calibri" w:eastAsia="Calibri" w:hAnsi="Calibri" w:cs="Calibri"/>
+              </w:rPr>
+              <w:t>4 Marks</w:t>
             </w:r>
           </w:p>
         </w:tc>
@@ -256,181 +257,204 @@
     </w:tbl>
     <w:p>
       <w:pPr>
-        <w:spacing w:after="160" w:line="259" w:lineRule="auto"/>
-        <w:rPr>
-          <w:rFonts w:ascii="Calibri" w:cs="Calibri" w:eastAsia="Calibri" w:hAnsi="Calibri"/>
-          <w:b w:val="1"/>
-          <w:sz w:val="24"/>
-          <w:szCs w:val="24"/>
-        </w:rPr>
-      </w:pPr>
-      <w:r>
-        <w:rPr>
-          <w:rtl w:val="0"/>
-        </w:rPr>
-      </w:r>
-    </w:p>
-    <w:p>
-      <w:pPr>
-        <w:spacing w:after="160" w:line="259" w:lineRule="auto"/>
-        <w:rPr>
-          <w:rFonts w:ascii="Calibri" w:cs="Calibri" w:eastAsia="Calibri" w:hAnsi="Calibri"/>
-          <w:b w:val="1"/>
-          <w:sz w:val="24"/>
-          <w:szCs w:val="24"/>
-        </w:rPr>
-      </w:pPr>
-      <w:r>
-        <w:rPr>
-          <w:rFonts w:ascii="Calibri" w:cs="Calibri" w:eastAsia="Calibri" w:hAnsi="Calibri"/>
-          <w:b w:val="1"/>
-          <w:sz w:val="24"/>
-          <w:szCs w:val="24"/>
-          <w:rtl w:val="0"/>
-        </w:rPr>
-        <w:t xml:space="preserve">Brainstorm &amp; Idea Prioritization Template:</w:t>
-      </w:r>
-    </w:p>
-    <w:p>
-      <w:pPr>
-        <w:shd w:fill="ffffff" w:val="clear"/>
+        <w:pStyle w:val="normal0"/>
+        <w:spacing w:after="160" w:line="259" w:lineRule="auto"/>
+        <w:rPr>
+          <w:rFonts w:ascii="Calibri" w:eastAsia="Calibri" w:hAnsi="Calibri" w:cs="Calibri"/>
+          <w:b/>
+          <w:sz w:val="24"/>
+          <w:szCs w:val="24"/>
+        </w:rPr>
+      </w:pPr>
+    </w:p>
+    <w:p>
+      <w:pPr>
+        <w:pStyle w:val="normal0"/>
+        <w:spacing w:after="160" w:line="259" w:lineRule="auto"/>
+        <w:rPr>
+          <w:rFonts w:ascii="Calibri" w:eastAsia="Calibri" w:hAnsi="Calibri" w:cs="Calibri"/>
+          <w:b/>
+          <w:sz w:val="24"/>
+          <w:szCs w:val="24"/>
+        </w:rPr>
+      </w:pPr>
+      <w:r>
+        <w:rPr>
+          <w:rFonts w:ascii="Calibri" w:eastAsia="Calibri" w:hAnsi="Calibri" w:cs="Calibri"/>
+          <w:b/>
+          <w:sz w:val="24"/>
+          <w:szCs w:val="24"/>
+        </w:rPr>
+        <w:t>Brainstorm &amp; Idea Prioritization Template:</w:t>
+      </w:r>
+    </w:p>
+    <w:p>
+      <w:pPr>
+        <w:pStyle w:val="normal0"/>
+        <w:shd w:val="clear" w:color="auto" w:fill="FFFFFF"/>
         <w:spacing w:after="160" w:line="240" w:lineRule="auto"/>
         <w:jc w:val="both"/>
         <w:rPr>
-          <w:rFonts w:ascii="Calibri" w:cs="Calibri" w:eastAsia="Calibri" w:hAnsi="Calibri"/>
-          <w:sz w:val="24"/>
-          <w:szCs w:val="24"/>
-        </w:rPr>
-      </w:pPr>
-      <w:r>
-        <w:rPr>
-          <w:rFonts w:ascii="Calibri" w:cs="Calibri" w:eastAsia="Calibri" w:hAnsi="Calibri"/>
-          <w:sz w:val="24"/>
-          <w:szCs w:val="24"/>
-          <w:rtl w:val="0"/>
-        </w:rPr>
-        <w:t xml:space="preserve">Brainstorming provides a free and open environment that encourages everyone within a team to participate in the creative thinking process that leads to problem solving. Prioritizing volume over value, out-of-the-box ideas are welcome and built upon, and all participants are encouraged to collaborate, helping each other develop a rich amount of creative solutions.</w:t>
-      </w:r>
-    </w:p>
-    <w:p>
-      <w:pPr>
-        <w:shd w:fill="ffffff" w:val="clear"/>
+          <w:rFonts w:ascii="Calibri" w:eastAsia="Calibri" w:hAnsi="Calibri" w:cs="Calibri"/>
+          <w:sz w:val="24"/>
+          <w:szCs w:val="24"/>
+        </w:rPr>
+      </w:pPr>
+      <w:r>
+        <w:rPr>
+          <w:rFonts w:ascii="Calibri" w:eastAsia="Calibri" w:hAnsi="Calibri" w:cs="Calibri"/>
+          <w:sz w:val="24"/>
+          <w:szCs w:val="24"/>
+        </w:rPr>
+        <w:t xml:space="preserve">During our project ideation sessions for </w:t>
+      </w:r>
+      <w:proofErr w:type="spellStart"/>
+      <w:r>
+        <w:rPr>
+          <w:rFonts w:ascii="Calibri" w:eastAsia="Calibri" w:hAnsi="Calibri" w:cs="Calibri"/>
+          <w:sz w:val="24"/>
+          <w:szCs w:val="24"/>
+        </w:rPr>
+        <w:t>iMovies</w:t>
+      </w:r>
+      <w:proofErr w:type="spellEnd"/>
+      <w:r>
+        <w:rPr>
+          <w:rFonts w:ascii="Calibri" w:eastAsia="Calibri" w:hAnsi="Calibri" w:cs="Calibri"/>
+          <w:sz w:val="24"/>
+          <w:szCs w:val="24"/>
+        </w:rPr>
+        <w:t>, I facilitated collaborative brainstorming to explore innovative cinema ticketing concepts. We focused on eliminating common moviegoer pain points—such as ticket scalping, checkout seat timeouts, and uninspi</w:t>
+      </w:r>
+      <w:r>
+        <w:rPr>
+          <w:rFonts w:ascii="Calibri" w:eastAsia="Calibri" w:hAnsi="Calibri" w:cs="Calibri"/>
+          <w:sz w:val="24"/>
+          <w:szCs w:val="24"/>
+        </w:rPr>
+        <w:t>red movie discovery—by prioritizing ideas based on technical feasibility and direct user value.</w:t>
+      </w:r>
+    </w:p>
+    <w:p>
+      <w:pPr>
+        <w:pStyle w:val="normal0"/>
+        <w:shd w:val="clear" w:color="auto" w:fill="FFFFFF"/>
         <w:spacing w:after="160" w:line="240" w:lineRule="auto"/>
         <w:jc w:val="both"/>
         <w:rPr>
-          <w:rFonts w:ascii="Calibri" w:cs="Calibri" w:eastAsia="Calibri" w:hAnsi="Calibri"/>
-          <w:sz w:val="24"/>
-          <w:szCs w:val="24"/>
-        </w:rPr>
-      </w:pPr>
-      <w:r>
-        <w:rPr>
-          <w:rFonts w:ascii="Calibri" w:cs="Calibri" w:eastAsia="Calibri" w:hAnsi="Calibri"/>
-          <w:sz w:val="24"/>
-          <w:szCs w:val="24"/>
-          <w:rtl w:val="0"/>
-        </w:rPr>
-        <w:t xml:space="preserve">Use this template in your own brainstorming sessions so your team can unleash their imagination and start shaping concepts even if you're not sitting in the same room.</w:t>
-      </w:r>
-    </w:p>
-    <w:p>
-      <w:pPr>
-        <w:spacing w:after="160" w:line="259" w:lineRule="auto"/>
-        <w:rPr>
-          <w:rFonts w:ascii="Calibri" w:cs="Calibri" w:eastAsia="Calibri" w:hAnsi="Calibri"/>
-          <w:color w:val="0563c1"/>
+          <w:rFonts w:ascii="Calibri" w:eastAsia="Calibri" w:hAnsi="Calibri" w:cs="Calibri"/>
+          <w:sz w:val="24"/>
+          <w:szCs w:val="24"/>
+        </w:rPr>
+      </w:pPr>
+      <w:r>
+        <w:rPr>
+          <w:rFonts w:ascii="Calibri" w:eastAsia="Calibri" w:hAnsi="Calibri" w:cs="Calibri"/>
+          <w:sz w:val="24"/>
+          <w:szCs w:val="24"/>
+        </w:rPr>
+        <w:t>I structured our brainstorming and prioritization across four core steps: selecting the problem statement, generating and clustering features (live seat locking</w:t>
+      </w:r>
+      <w:r>
+        <w:rPr>
+          <w:rFonts w:ascii="Calibri" w:eastAsia="Calibri" w:hAnsi="Calibri" w:cs="Calibri"/>
+          <w:sz w:val="24"/>
+          <w:szCs w:val="24"/>
+        </w:rPr>
+        <w:t>, AI movie oracle, multi-city discovery), evaluating ideas on a Value vs. Effort matrix, and charting our final MVP execution roadmap.</w:t>
+      </w:r>
+    </w:p>
+    <w:p>
+      <w:pPr>
+        <w:pStyle w:val="normal0"/>
+        <w:spacing w:after="160" w:line="259" w:lineRule="auto"/>
+        <w:rPr>
+          <w:rFonts w:ascii="Calibri" w:eastAsia="Calibri" w:hAnsi="Calibri" w:cs="Calibri"/>
+          <w:color w:val="0563C1"/>
           <w:u w:val="single"/>
         </w:rPr>
       </w:pPr>
       <w:r>
         <w:rPr>
-          <w:rFonts w:ascii="Calibri" w:cs="Calibri" w:eastAsia="Calibri" w:hAnsi="Calibri"/>
-          <w:sz w:val="24"/>
-          <w:szCs w:val="24"/>
-          <w:rtl w:val="0"/>
+          <w:rFonts w:ascii="Calibri" w:eastAsia="Calibri" w:hAnsi="Calibri" w:cs="Calibri"/>
+          <w:sz w:val="24"/>
+          <w:szCs w:val="24"/>
         </w:rPr>
         <w:t xml:space="preserve">Reference: </w:t>
       </w:r>
-      <w:hyperlink r:id="rId6">
+      <w:hyperlink r:id="rId4">
         <w:r>
           <w:rPr>
-            <w:rFonts w:ascii="Calibri" w:cs="Calibri" w:eastAsia="Calibri" w:hAnsi="Calibri"/>
-            <w:color w:val="1155cc"/>
+            <w:rFonts w:ascii="Calibri" w:eastAsia="Calibri" w:hAnsi="Calibri" w:cs="Calibri"/>
+            <w:color w:val="1155CC"/>
             <w:u w:val="single"/>
-            <w:rtl w:val="0"/>
           </w:rPr>
-          <w:t xml:space="preserve">https://www.mural.co/templates/brainstorm-and-idea-prioritization</w:t>
+          <w:t>https://www.mural.co/templates/brainstorm-and-idea-prioritization</w:t>
         </w:r>
       </w:hyperlink>
-      <w:r>
-        <w:rPr>
-          <w:rtl w:val="0"/>
-        </w:rPr>
-      </w:r>
-    </w:p>
-    <w:p>
-      <w:pPr>
-        <w:spacing w:after="160" w:line="259" w:lineRule="auto"/>
-        <w:rPr>
-          <w:rFonts w:ascii="Calibri" w:cs="Calibri" w:eastAsia="Calibri" w:hAnsi="Calibri"/>
-          <w:b w:val="1"/>
-          <w:sz w:val="24"/>
-          <w:szCs w:val="24"/>
-        </w:rPr>
-      </w:pPr>
-      <w:r>
-        <w:rPr>
-          <w:rFonts w:ascii="Calibri" w:cs="Calibri" w:eastAsia="Calibri" w:hAnsi="Calibri"/>
-          <w:b w:val="1"/>
-          <w:sz w:val="24"/>
-          <w:szCs w:val="24"/>
-          <w:rtl w:val="0"/>
-        </w:rPr>
-        <w:t xml:space="preserve">Step-1: Team Gathering, Collaboration and Select the Problem Statement</w:t>
-      </w:r>
-    </w:p>
-    <w:p>
-      <w:pPr>
-        <w:spacing w:after="160" w:line="259" w:lineRule="auto"/>
-        <w:rPr>
-          <w:rFonts w:ascii="Calibri" w:cs="Calibri" w:eastAsia="Calibri" w:hAnsi="Calibri"/>
-          <w:b w:val="1"/>
-          <w:sz w:val="24"/>
-          <w:szCs w:val="24"/>
-        </w:rPr>
-      </w:pPr>
-      <w:r>
-        <w:rPr>
-          <w:rtl w:val="0"/>
-        </w:rPr>
-      </w:r>
-    </w:p>
-    <w:p>
-      <w:pPr>
-        <w:spacing w:after="160" w:line="259" w:lineRule="auto"/>
-        <w:rPr>
-          <w:rFonts w:ascii="Calibri" w:cs="Calibri" w:eastAsia="Calibri" w:hAnsi="Calibri"/>
-        </w:rPr>
-      </w:pPr>
-      <w:r>
-        <w:rPr>
-          <w:rFonts w:ascii="Calibri" w:cs="Calibri" w:eastAsia="Calibri" w:hAnsi="Calibri"/>
+    </w:p>
+    <w:p>
+      <w:pPr>
+        <w:pStyle w:val="normal0"/>
+        <w:spacing w:after="160" w:line="259" w:lineRule="auto"/>
+        <w:rPr>
+          <w:rFonts w:ascii="Calibri" w:eastAsia="Calibri" w:hAnsi="Calibri" w:cs="Calibri"/>
+          <w:b/>
+          <w:sz w:val="24"/>
+          <w:szCs w:val="24"/>
+        </w:rPr>
+      </w:pPr>
+      <w:r>
+        <w:rPr>
+          <w:rFonts w:ascii="Calibri" w:eastAsia="Calibri" w:hAnsi="Calibri" w:cs="Calibri"/>
+          <w:b/>
+          <w:sz w:val="24"/>
+          <w:szCs w:val="24"/>
+        </w:rPr>
+        <w:t>Step-1: Team Gathering, Collaboration and Select the Problem Statement (Cinema Booking Collision &amp; Discovery Friction)</w:t>
+      </w:r>
+    </w:p>
+    <w:p>
+      <w:pPr>
+        <w:pStyle w:val="normal0"/>
+        <w:spacing w:after="160" w:line="259" w:lineRule="auto"/>
+        <w:rPr>
+          <w:rFonts w:ascii="Calibri" w:eastAsia="Calibri" w:hAnsi="Calibri" w:cs="Calibri"/>
+          <w:b/>
+          <w:sz w:val="24"/>
+          <w:szCs w:val="24"/>
+        </w:rPr>
+      </w:pPr>
+    </w:p>
+    <w:p>
+      <w:pPr>
+        <w:pStyle w:val="normal0"/>
+        <w:spacing w:after="160" w:line="259" w:lineRule="auto"/>
+        <w:rPr>
+          <w:rFonts w:ascii="Calibri" w:eastAsia="Calibri" w:hAnsi="Calibri" w:cs="Calibri"/>
+        </w:rPr>
+      </w:pPr>
+      <w:r>
+        <w:rPr>
+          <w:rFonts w:ascii="Calibri" w:eastAsia="Calibri" w:hAnsi="Calibri" w:cs="Calibri"/>
+          <w:noProof/>
         </w:rPr>
         <w:drawing>
-          <wp:inline distB="114300" distT="114300" distL="114300" distR="114300">
+          <wp:inline distT="114300" distB="114300" distL="114300" distR="114300">
             <wp:extent cx="5731200" cy="4178300"/>
-            <wp:effectExtent b="0" l="0" r="0" t="0"/>
+            <wp:effectExtent l="0" t="0" r="0" b="0"/>
             <wp:docPr id="3" name="image1.png"/>
-            <a:graphic>
+            <wp:cNvGraphicFramePr/>
+            <a:graphic xmlns:a="http://schemas.openxmlformats.org/drawingml/2006/main">
               <a:graphicData uri="http://schemas.openxmlformats.org/drawingml/2006/picture">
-                <pic:pic>
+                <pic:pic xmlns:pic="http://schemas.openxmlformats.org/drawingml/2006/picture">
                   <pic:nvPicPr>
                     <pic:cNvPr id="0" name="image1.png"/>
                     <pic:cNvPicPr preferRelativeResize="0"/>
                   </pic:nvPicPr>
                   <pic:blipFill>
-                    <a:blip r:embed="rId7"/>
-                    <a:srcRect b="0" l="0" r="0" t="0"/>
+                    <a:blip r:embed="rId5"/>
+                    <a:srcRect/>
                     <a:stretch>
                       <a:fillRect/>
                     </a:stretch>
@@ -440,7 +464,9 @@
                       <a:off x="0" y="0"/>
                       <a:ext cx="5731200" cy="4178300"/>
                     </a:xfrm>
-                    <a:prstGeom prst="rect"/>
+                    <a:prstGeom prst="rect">
+                      <a:avLst/>
+                    </a:prstGeom>
                     <a:ln/>
                   </pic:spPr>
                 </pic:pic>
@@ -449,94 +475,103 @@
           </wp:inline>
         </w:drawing>
       </w:r>
-      <w:r>
-        <w:rPr>
-          <w:rtl w:val="0"/>
-        </w:rPr>
-      </w:r>
-    </w:p>
-    <w:p>
-      <w:pPr>
-        <w:spacing w:after="160" w:line="259" w:lineRule="auto"/>
-        <w:rPr>
-          <w:rFonts w:ascii="Calibri" w:cs="Calibri" w:eastAsia="Calibri" w:hAnsi="Calibri"/>
-        </w:rPr>
-      </w:pPr>
-      <w:r>
-        <w:rPr>
-          <w:rtl w:val="0"/>
-        </w:rPr>
-      </w:r>
-    </w:p>
-    <w:p>
-      <w:pPr>
-        <w:spacing w:after="160" w:line="259" w:lineRule="auto"/>
-        <w:rPr>
-          <w:rFonts w:ascii="Calibri" w:cs="Calibri" w:eastAsia="Calibri" w:hAnsi="Calibri"/>
-        </w:rPr>
-      </w:pPr>
-      <w:r>
-        <w:rPr>
-          <w:rtl w:val="0"/>
-        </w:rPr>
-      </w:r>
-    </w:p>
-    <w:p>
-      <w:pPr>
-        <w:spacing w:after="160" w:line="259" w:lineRule="auto"/>
-        <w:rPr>
-          <w:rFonts w:ascii="Calibri" w:cs="Calibri" w:eastAsia="Calibri" w:hAnsi="Calibri"/>
-        </w:rPr>
-      </w:pPr>
-      <w:r>
-        <w:rPr>
-          <w:rtl w:val="0"/>
-        </w:rPr>
-      </w:r>
-    </w:p>
-    <w:p>
-      <w:pPr>
-        <w:spacing w:after="160" w:line="259" w:lineRule="auto"/>
-        <w:rPr>
-          <w:rFonts w:ascii="Calibri" w:cs="Calibri" w:eastAsia="Calibri" w:hAnsi="Calibri"/>
-          <w:b w:val="1"/>
-        </w:rPr>
-      </w:pPr>
-      <w:r>
-        <w:rPr>
-          <w:rFonts w:ascii="Calibri" w:cs="Calibri" w:eastAsia="Calibri" w:hAnsi="Calibri"/>
-          <w:b w:val="1"/>
-          <w:rtl w:val="0"/>
-        </w:rPr>
-        <w:t xml:space="preserve">Step-2: Brainstorm, Idea Listing and Grouping</w:t>
-      </w:r>
-    </w:p>
-    <w:p>
-      <w:pPr>
-        <w:spacing w:after="160" w:line="259" w:lineRule="auto"/>
-        <w:rPr>
-          <w:rFonts w:ascii="Calibri" w:cs="Calibri" w:eastAsia="Calibri" w:hAnsi="Calibri"/>
-        </w:rPr>
-      </w:pPr>
-      <w:r>
-        <w:rPr>
-          <w:rFonts w:ascii="Calibri" w:cs="Calibri" w:eastAsia="Calibri" w:hAnsi="Calibri"/>
+    </w:p>
+    <w:p>
+      <w:pPr>
+        <w:pStyle w:val="normal0"/>
+        <w:spacing w:after="160" w:line="259" w:lineRule="auto"/>
+        <w:rPr>
+          <w:rFonts w:ascii="Calibri" w:eastAsia="Calibri" w:hAnsi="Calibri" w:cs="Calibri"/>
+        </w:rPr>
+      </w:pPr>
+    </w:p>
+    <w:p>
+      <w:pPr>
+        <w:pStyle w:val="normal0"/>
+        <w:spacing w:after="160" w:line="259" w:lineRule="auto"/>
+        <w:rPr>
+          <w:rFonts w:ascii="Calibri" w:eastAsia="Calibri" w:hAnsi="Calibri" w:cs="Calibri"/>
+        </w:rPr>
+      </w:pPr>
+    </w:p>
+    <w:p>
+      <w:pPr>
+        <w:pStyle w:val="normal0"/>
+        <w:spacing w:after="160" w:line="259" w:lineRule="auto"/>
+        <w:rPr>
+          <w:rFonts w:ascii="Calibri" w:eastAsia="Calibri" w:hAnsi="Calibri" w:cs="Calibri"/>
+        </w:rPr>
+      </w:pPr>
+    </w:p>
+    <w:p>
+      <w:pPr>
+        <w:pStyle w:val="normal0"/>
+        <w:spacing w:after="160" w:line="259" w:lineRule="auto"/>
+        <w:rPr>
+          <w:rFonts w:ascii="Calibri" w:eastAsia="Calibri" w:hAnsi="Calibri" w:cs="Calibri"/>
+          <w:b/>
+        </w:rPr>
+      </w:pPr>
+      <w:r>
+        <w:rPr>
+          <w:rFonts w:ascii="Calibri" w:eastAsia="Calibri" w:hAnsi="Calibri" w:cs="Calibri"/>
+          <w:b/>
+        </w:rPr>
+        <w:t>Step-2: Brainstorm, Feature Listing &amp; Clustering (</w:t>
+      </w:r>
+      <w:proofErr w:type="spellStart"/>
+      <w:r>
+        <w:rPr>
+          <w:rFonts w:ascii="Calibri" w:eastAsia="Calibri" w:hAnsi="Calibri" w:cs="Calibri"/>
+          <w:b/>
+        </w:rPr>
+        <w:t>WebSockets</w:t>
+      </w:r>
+      <w:proofErr w:type="spellEnd"/>
+      <w:r>
+        <w:rPr>
+          <w:rFonts w:ascii="Calibri" w:eastAsia="Calibri" w:hAnsi="Calibri" w:cs="Calibri"/>
+          <w:b/>
+        </w:rPr>
+        <w:t xml:space="preserve">, AI </w:t>
+      </w:r>
+      <w:r>
+        <w:rPr>
+          <w:rFonts w:ascii="Calibri" w:eastAsia="Calibri" w:hAnsi="Calibri" w:cs="Calibri"/>
+          <w:b/>
+        </w:rPr>
+        <w:t>Recommendations, Better Stack)</w:t>
+      </w:r>
+    </w:p>
+    <w:p>
+      <w:pPr>
+        <w:pStyle w:val="normal0"/>
+        <w:spacing w:after="160" w:line="259" w:lineRule="auto"/>
+        <w:rPr>
+          <w:rFonts w:ascii="Calibri" w:eastAsia="Calibri" w:hAnsi="Calibri" w:cs="Calibri"/>
+        </w:rPr>
+      </w:pPr>
+      <w:r>
+        <w:rPr>
+          <w:rFonts w:ascii="Calibri" w:eastAsia="Calibri" w:hAnsi="Calibri" w:cs="Calibri"/>
+          <w:noProof/>
         </w:rPr>
         <w:drawing>
-          <wp:inline distB="114300" distT="114300" distL="114300" distR="114300">
+          <wp:inline distT="114300" distB="114300" distL="114300" distR="114300">
             <wp:extent cx="5731200" cy="4102100"/>
-            <wp:effectExtent b="0" l="0" r="0" t="0"/>
+            <wp:effectExtent l="0" t="0" r="0" b="0"/>
             <wp:docPr id="4" name="image4.png"/>
-            <a:graphic>
+            <wp:cNvGraphicFramePr/>
+            <a:graphic xmlns:a="http://schemas.openxmlformats.org/drawingml/2006/main">
               <a:graphicData uri="http://schemas.openxmlformats.org/drawingml/2006/picture">
-                <pic:pic>
+                <pic:pic xmlns:pic="http://schemas.openxmlformats.org/drawingml/2006/picture">
                   <pic:nvPicPr>
                     <pic:cNvPr id="0" name="image4.png"/>
                     <pic:cNvPicPr preferRelativeResize="0"/>
                   </pic:nvPicPr>
                   <pic:blipFill>
-                    <a:blip r:embed="rId8"/>
-                    <a:srcRect b="0" l="0" r="0" t="0"/>
+                    <a:blip r:embed="rId6"/>
+                    <a:srcRect/>
                     <a:stretch>
                       <a:fillRect/>
                     </a:stretch>
@@ -546,7 +581,9 @@
                       <a:off x="0" y="0"/>
                       <a:ext cx="5731200" cy="4102100"/>
                     </a:xfrm>
-                    <a:prstGeom prst="rect"/>
+                    <a:prstGeom prst="rect">
+                      <a:avLst/>
+                    </a:prstGeom>
                     <a:ln/>
                   </pic:spPr>
                 </pic:pic>
@@ -555,38 +592,37 @@
           </wp:inline>
         </w:drawing>
       </w:r>
-      <w:r>
-        <w:rPr>
-          <w:rtl w:val="0"/>
-        </w:rPr>
-      </w:r>
-    </w:p>
-    <w:p>
-      <w:pPr>
-        <w:spacing w:after="160" w:line="259" w:lineRule="auto"/>
-        <w:rPr>
-          <w:rFonts w:ascii="Calibri" w:cs="Calibri" w:eastAsia="Calibri" w:hAnsi="Calibri"/>
-        </w:rPr>
-      </w:pPr>
-      <w:r>
-        <w:rPr>
-          <w:rFonts w:ascii="Calibri" w:cs="Calibri" w:eastAsia="Calibri" w:hAnsi="Calibri"/>
-        </w:rPr>
+    </w:p>
+    <w:p>
+      <w:pPr>
+        <w:pStyle w:val="normal0"/>
+        <w:spacing w:after="160" w:line="259" w:lineRule="auto"/>
+        <w:rPr>
+          <w:rFonts w:ascii="Calibri" w:eastAsia="Calibri" w:hAnsi="Calibri" w:cs="Calibri"/>
+        </w:rPr>
+      </w:pPr>
+      <w:r>
+        <w:rPr>
+          <w:rFonts w:ascii="Calibri" w:eastAsia="Calibri" w:hAnsi="Calibri" w:cs="Calibri"/>
+          <w:noProof/>
+        </w:rPr>
+        <w:lastRenderedPageBreak/>
         <w:drawing>
-          <wp:inline distB="114300" distT="114300" distL="114300" distR="114300">
+          <wp:inline distT="114300" distB="114300" distL="114300" distR="114300">
             <wp:extent cx="5731200" cy="5016500"/>
-            <wp:effectExtent b="0" l="0" r="0" t="0"/>
+            <wp:effectExtent l="0" t="0" r="0" b="0"/>
             <wp:docPr id="2" name="image2.png"/>
-            <a:graphic>
+            <wp:cNvGraphicFramePr/>
+            <a:graphic xmlns:a="http://schemas.openxmlformats.org/drawingml/2006/main">
               <a:graphicData uri="http://schemas.openxmlformats.org/drawingml/2006/picture">
-                <pic:pic>
+                <pic:pic xmlns:pic="http://schemas.openxmlformats.org/drawingml/2006/picture">
                   <pic:nvPicPr>
                     <pic:cNvPr id="0" name="image2.png"/>
                     <pic:cNvPicPr preferRelativeResize="0"/>
                   </pic:nvPicPr>
                   <pic:blipFill>
-                    <a:blip r:embed="rId9"/>
-                    <a:srcRect b="0" l="0" r="0" t="0"/>
+                    <a:blip r:embed="rId7"/>
+                    <a:srcRect/>
                     <a:stretch>
                       <a:fillRect/>
                     </a:stretch>
@@ -596,7 +632,9 @@
                       <a:off x="0" y="0"/>
                       <a:ext cx="5731200" cy="5016500"/>
                     </a:xfrm>
-                    <a:prstGeom prst="rect"/>
+                    <a:prstGeom prst="rect">
+                      <a:avLst/>
+                    </a:prstGeom>
                     <a:ln/>
                   </pic:spPr>
                 </pic:pic>
@@ -605,84 +643,75 @@
           </wp:inline>
         </w:drawing>
       </w:r>
-      <w:r>
-        <w:rPr>
-          <w:rtl w:val="0"/>
-        </w:rPr>
-      </w:r>
-    </w:p>
-    <w:p>
-      <w:pPr>
-        <w:spacing w:after="160" w:line="259" w:lineRule="auto"/>
-        <w:rPr>
-          <w:rFonts w:ascii="Calibri" w:cs="Calibri" w:eastAsia="Calibri" w:hAnsi="Calibri"/>
-        </w:rPr>
-      </w:pPr>
-      <w:r>
-        <w:rPr>
-          <w:rtl w:val="0"/>
-        </w:rPr>
-      </w:r>
-    </w:p>
-    <w:p>
-      <w:pPr>
-        <w:spacing w:after="160" w:line="259" w:lineRule="auto"/>
-        <w:rPr>
-          <w:rFonts w:ascii="Calibri" w:cs="Calibri" w:eastAsia="Calibri" w:hAnsi="Calibri"/>
-        </w:rPr>
-      </w:pPr>
-      <w:r>
-        <w:rPr>
-          <w:rtl w:val="0"/>
-        </w:rPr>
-      </w:r>
-    </w:p>
-    <w:p>
-      <w:pPr>
-        <w:spacing w:after="160" w:line="259" w:lineRule="auto"/>
-        <w:rPr>
-          <w:rFonts w:ascii="Calibri" w:cs="Calibri" w:eastAsia="Calibri" w:hAnsi="Calibri"/>
-          <w:b w:val="1"/>
-        </w:rPr>
-      </w:pPr>
-      <w:r>
-        <w:rPr>
-          <w:rFonts w:ascii="Calibri" w:cs="Calibri" w:eastAsia="Calibri" w:hAnsi="Calibri"/>
-          <w:b w:val="1"/>
-          <w:rtl w:val="0"/>
-        </w:rPr>
-        <w:t xml:space="preserve">Step-3: Idea Prioritization</w:t>
-      </w:r>
-    </w:p>
-    <w:p>
-      <w:pPr>
-        <w:spacing w:after="160" w:line="259" w:lineRule="auto"/>
-        <w:rPr>
-          <w:rFonts w:ascii="Calibri" w:cs="Calibri" w:eastAsia="Calibri" w:hAnsi="Calibri"/>
-          <w:sz w:val="24"/>
-          <w:szCs w:val="24"/>
-        </w:rPr>
-      </w:pPr>
-      <w:r>
-        <w:rPr>
-          <w:rFonts w:ascii="Calibri" w:cs="Calibri" w:eastAsia="Calibri" w:hAnsi="Calibri"/>
-          <w:b w:val="1"/>
-        </w:rPr>
+    </w:p>
+    <w:p>
+      <w:pPr>
+        <w:pStyle w:val="normal0"/>
+        <w:spacing w:after="160" w:line="259" w:lineRule="auto"/>
+        <w:rPr>
+          <w:rFonts w:ascii="Calibri" w:eastAsia="Calibri" w:hAnsi="Calibri" w:cs="Calibri"/>
+        </w:rPr>
+      </w:pPr>
+    </w:p>
+    <w:p>
+      <w:pPr>
+        <w:pStyle w:val="normal0"/>
+        <w:spacing w:after="160" w:line="259" w:lineRule="auto"/>
+        <w:rPr>
+          <w:rFonts w:ascii="Calibri" w:eastAsia="Calibri" w:hAnsi="Calibri" w:cs="Calibri"/>
+        </w:rPr>
+      </w:pPr>
+    </w:p>
+    <w:p>
+      <w:pPr>
+        <w:pStyle w:val="normal0"/>
+        <w:spacing w:after="160" w:line="259" w:lineRule="auto"/>
+        <w:rPr>
+          <w:rFonts w:ascii="Calibri" w:eastAsia="Calibri" w:hAnsi="Calibri" w:cs="Calibri"/>
+          <w:b/>
+        </w:rPr>
+      </w:pPr>
+      <w:r>
+        <w:rPr>
+          <w:rFonts w:ascii="Calibri" w:eastAsia="Calibri" w:hAnsi="Calibri" w:cs="Calibri"/>
+          <w:b/>
+        </w:rPr>
+        <w:t>Step-3: Idea Prioritization</w:t>
+      </w:r>
+    </w:p>
+    <w:p>
+      <w:pPr>
+        <w:pStyle w:val="normal0"/>
+        <w:spacing w:after="160" w:line="259" w:lineRule="auto"/>
+        <w:rPr>
+          <w:rFonts w:ascii="Calibri" w:eastAsia="Calibri" w:hAnsi="Calibri" w:cs="Calibri"/>
+          <w:sz w:val="24"/>
+          <w:szCs w:val="24"/>
+        </w:rPr>
+      </w:pPr>
+      <w:r>
+        <w:rPr>
+          <w:rFonts w:ascii="Calibri" w:eastAsia="Calibri" w:hAnsi="Calibri" w:cs="Calibri"/>
+          <w:b/>
+          <w:noProof/>
+        </w:rPr>
+        <w:lastRenderedPageBreak/>
         <w:drawing>
-          <wp:inline distB="114300" distT="114300" distL="114300" distR="114300">
+          <wp:inline distT="114300" distB="114300" distL="114300" distR="114300">
             <wp:extent cx="5731200" cy="6578600"/>
-            <wp:effectExtent b="0" l="0" r="0" t="0"/>
+            <wp:effectExtent l="0" t="0" r="0" b="0"/>
             <wp:docPr id="1" name="image3.png"/>
-            <a:graphic>
+            <wp:cNvGraphicFramePr/>
+            <a:graphic xmlns:a="http://schemas.openxmlformats.org/drawingml/2006/main">
               <a:graphicData uri="http://schemas.openxmlformats.org/drawingml/2006/picture">
-                <pic:pic>
+                <pic:pic xmlns:pic="http://schemas.openxmlformats.org/drawingml/2006/picture">
                   <pic:nvPicPr>
                     <pic:cNvPr id="0" name="image3.png"/>
                     <pic:cNvPicPr preferRelativeResize="0"/>
                   </pic:nvPicPr>
                   <pic:blipFill>
-                    <a:blip r:embed="rId10"/>
-                    <a:srcRect b="0" l="0" r="0" t="0"/>
+                    <a:blip r:embed="rId8"/>
+                    <a:srcRect/>
                     <a:stretch>
                       <a:fillRect/>
                     </a:stretch>
@@ -692,7 +721,9 @@
                       <a:off x="0" y="0"/>
                       <a:ext cx="5731200" cy="6578600"/>
                     </a:xfrm>
-                    <a:prstGeom prst="rect"/>
+                    <a:prstGeom prst="rect">
+                      <a:avLst/>
+                    </a:prstGeom>
                     <a:ln/>
                   </pic:spPr>
                 </pic:pic>
@@ -701,44 +732,31 @@
           </wp:inline>
         </w:drawing>
       </w:r>
-      <w:r>
-        <w:rPr>
-          <w:rtl w:val="0"/>
-        </w:rPr>
-      </w:r>
-    </w:p>
-    <w:p>
-      <w:pPr>
-        <w:rPr/>
-      </w:pPr>
-      <w:r>
-        <w:rPr>
-          <w:rtl w:val="0"/>
-        </w:rPr>
-      </w:r>
+    </w:p>
+    <w:p>
+      <w:pPr>
+        <w:pStyle w:val="normal0"/>
+      </w:pPr>
     </w:p>
     <w:sectPr>
-      <w:pgSz w:h="16834" w:w="11909" w:orient="portrait"/>
-      <w:pgMar w:bottom="1440" w:top="1440" w:left="1440" w:right="1440" w:header="720" w:footer="720"/>
+      <w:pgSz w:w="11909" w:h="16834"/>
+      <w:pgMar w:top="1440" w:right="1440" w:bottom="1440" w:left="1440" w:header="720" w:footer="720" w:gutter="0"/>
       <w:pgNumType w:start="1"/>
+      <w:cols w:space="720"/>
     </w:sectPr>
   </w:body>
 </w:document>
 </file>
 
-<file path=word/numbering.xml><?xml version="1.0" encoding="utf-8"?>
-<w:numbering xmlns:mc="http://schemas.openxmlformats.org/markup-compatibility/2006" xmlns:o="urn:schemas-microsoft-com:office:office" xmlns:r="http://schemas.openxmlformats.org/officeDocument/2006/relationships" xmlns:m="http://schemas.openxmlformats.org/officeDocument/2006/math" xmlns:v="urn:schemas-microsoft-com:vml" xmlns:wp="http://schemas.openxmlformats.org/drawingml/2006/wordprocessingDrawing" xmlns:w10="urn:schemas-microsoft-com:office:word" xmlns:w="http://schemas.openxmlformats.org/wordprocessingml/2006/main" xmlns:wne="http://schemas.microsoft.com/office/word/2006/wordml" xmlns:sl="http://schemas.openxmlformats.org/schemaLibrary/2006/main" xmlns:a="http://schemas.openxmlformats.org/drawingml/2006/main" xmlns:pic="http://schemas.openxmlformats.org/drawingml/2006/picture" xmlns:c="http://schemas.openxmlformats.org/drawingml/2006/chart" xmlns:lc="http://schemas.openxmlformats.org/drawingml/2006/lockedCanvas" xmlns:dgm="http://schemas.openxmlformats.org/drawingml/2006/diagram" xmlns:wps="http://schemas.microsoft.com/office/word/2010/wordprocessingShape" xmlns:wpg="http://schemas.microsoft.com/office/word/2010/wordprocessingGroup" xmlns:w14="http://schemas.microsoft.com/office/word/2010/wordml" xmlns:w15="http://schemas.microsoft.com/office/word/2012/wordml" xmlns:w16="http://schemas.microsoft.com/office/word/2018/wordml" xmlns:w16cex="http://schemas.microsoft.com/office/word/2018/wordml/cex" xmlns:w16cid="http://schemas.microsoft.com/office/word/2016/wordml/cid" xmlns="http://schemas.microsoft.com/office/tasks/2019/documenttasks" xmlns:cr="http://schemas.microsoft.com/office/comments/2020/reactions"/>
-</file>
-
 <file path=word/styles.xml><?xml version="1.0" encoding="utf-8"?>
-<w:styles xmlns:mc="http://schemas.openxmlformats.org/markup-compatibility/2006" xmlns:o="urn:schemas-microsoft-com:office:office" xmlns:r="http://schemas.openxmlformats.org/officeDocument/2006/relationships" xmlns:m="http://schemas.openxmlformats.org/officeDocument/2006/math" xmlns:v="urn:schemas-microsoft-com:vml" xmlns:wp="http://schemas.openxmlformats.org/drawingml/2006/wordprocessingDrawing" xmlns:w10="urn:schemas-microsoft-com:office:word" xmlns:w="http://schemas.openxmlformats.org/wordprocessingml/2006/main" xmlns:wne="http://schemas.microsoft.com/office/word/2006/wordml" xmlns:sl="http://schemas.openxmlformats.org/schemaLibrary/2006/main" xmlns:a="http://schemas.openxmlformats.org/drawingml/2006/main" xmlns:pic="http://schemas.openxmlformats.org/drawingml/2006/picture" xmlns:c="http://schemas.openxmlformats.org/drawingml/2006/chart" xmlns:lc="http://schemas.openxmlformats.org/drawingml/2006/lockedCanvas" xmlns:dgm="http://schemas.openxmlformats.org/drawingml/2006/diagram" xmlns:wps="http://schemas.microsoft.com/office/word/2010/wordprocessingShape" xmlns:wpg="http://schemas.microsoft.com/office/word/2010/wordprocessingGroup" xmlns:w14="http://schemas.microsoft.com/office/word/2010/wordml" xmlns:w15="http://schemas.microsoft.com/office/word/2012/wordml" xmlns:w16="http://schemas.microsoft.com/office/word/2018/wordml" xmlns:w16cex="http://schemas.microsoft.com/office/word/2018/wordml/cex" xmlns:w16cid="http://schemas.microsoft.com/office/word/2016/wordml/cid" xmlns="http://schemas.microsoft.com/office/tasks/2019/documenttasks" xmlns:cr="http://schemas.microsoft.com/office/comments/2020/reactions">
+<w:styles xmlns:r="http://schemas.openxmlformats.org/officeDocument/2006/relationships" xmlns:w="http://schemas.openxmlformats.org/wordprocessingml/2006/main">
   <w:docDefaults>
     <w:rPrDefault>
       <w:rPr>
-        <w:rFonts w:ascii="Arial" w:cs="Arial" w:eastAsia="Arial" w:hAnsi="Arial"/>
+        <w:rFonts w:ascii="Arial" w:eastAsia="Arial" w:hAnsi="Arial" w:cs="Arial"/>
         <w:sz w:val="22"/>
         <w:szCs w:val="22"/>
-        <w:lang w:val="en_GB"/>
+        <w:lang w:val="en-US" w:eastAsia="en-US" w:bidi="ar-SA"/>
       </w:rPr>
     </w:rPrDefault>
     <w:pPrDefault>
@@ -747,21 +765,159 @@
       </w:pPr>
     </w:pPrDefault>
   </w:docDefaults>
-  <w:style w:type="paragraph" w:styleId="Normal" w:default="1">
-    <w:name w:val="normal"/>
-  </w:style>
-  <w:style w:type="table" w:styleId="TableNormal" w:default="1">
-    <w:name w:val="Table Normal"/>
+  <w:latentStyles w:defLockedState="0" w:defUIPriority="99" w:defSemiHidden="1" w:defUnhideWhenUsed="1" w:defQFormat="0" w:count="267">
+    <w:lsdException w:name="Normal" w:semiHidden="0" w:uiPriority="0" w:unhideWhenUsed="0" w:qFormat="1"/>
+    <w:lsdException w:name="heading 1" w:semiHidden="0" w:uiPriority="9" w:unhideWhenUsed="0" w:qFormat="1"/>
+    <w:lsdException w:name="heading 2" w:uiPriority="9" w:qFormat="1"/>
+    <w:lsdException w:name="heading 3" w:uiPriority="9" w:qFormat="1"/>
+    <w:lsdException w:name="heading 4" w:uiPriority="9" w:qFormat="1"/>
+    <w:lsdException w:name="heading 5" w:uiPriority="9" w:qFormat="1"/>
+    <w:lsdException w:name="heading 6" w:uiPriority="9" w:qFormat="1"/>
+    <w:lsdException w:name="heading 7" w:uiPriority="9" w:qFormat="1"/>
+    <w:lsdException w:name="heading 8" w:uiPriority="9" w:qFormat="1"/>
+    <w:lsdException w:name="heading 9" w:uiPriority="9" w:qFormat="1"/>
+    <w:lsdException w:name="toc 1" w:uiPriority="39"/>
+    <w:lsdException w:name="toc 2" w:uiPriority="39"/>
+    <w:lsdException w:name="toc 3" w:uiPriority="39"/>
+    <w:lsdException w:name="toc 4" w:uiPriority="39"/>
+    <w:lsdException w:name="toc 5" w:uiPriority="39"/>
+    <w:lsdException w:name="toc 6" w:uiPriority="39"/>
+    <w:lsdException w:name="toc 7" w:uiPriority="39"/>
+    <w:lsdException w:name="toc 8" w:uiPriority="39"/>
+    <w:lsdException w:name="toc 9" w:uiPriority="39"/>
+    <w:lsdException w:name="caption" w:uiPriority="35" w:qFormat="1"/>
+    <w:lsdException w:name="Title" w:semiHidden="0" w:uiPriority="10" w:unhideWhenUsed="0" w:qFormat="1"/>
+    <w:lsdException w:name="Default Paragraph Font" w:uiPriority="1"/>
+    <w:lsdException w:name="Subtitle" w:semiHidden="0" w:uiPriority="11" w:unhideWhenUsed="0" w:qFormat="1"/>
+    <w:lsdException w:name="Strong" w:semiHidden="0" w:uiPriority="22" w:unhideWhenUsed="0" w:qFormat="1"/>
+    <w:lsdException w:name="Emphasis" w:semiHidden="0" w:uiPriority="20" w:unhideWhenUsed="0" w:qFormat="1"/>
+    <w:lsdException w:name="Table Grid" w:semiHidden="0" w:uiPriority="59" w:unhideWhenUsed="0"/>
+    <w:lsdException w:name="Placeholder Text" w:unhideWhenUsed="0"/>
+    <w:lsdException w:name="No Spacing" w:semiHidden="0" w:uiPriority="1" w:unhideWhenUsed="0" w:qFormat="1"/>
+    <w:lsdException w:name="Light Shading" w:semiHidden="0" w:uiPriority="60" w:unhideWhenUsed="0"/>
+    <w:lsdException w:name="Light List" w:semiHidden="0" w:uiPriority="61" w:unhideWhenUsed="0"/>
+    <w:lsdException w:name="Light Grid" w:semiHidden="0" w:uiPriority="62" w:unhideWhenUsed="0"/>
+    <w:lsdException w:name="Medium Shading 1" w:semiHidden="0" w:uiPriority="63" w:unhideWhenUsed="0"/>
+    <w:lsdException w:name="Medium Shading 2" w:semiHidden="0" w:uiPriority="64" w:unhideWhenUsed="0"/>
+    <w:lsdException w:name="Medium List 1" w:semiHidden="0" w:uiPriority="65" w:unhideWhenUsed="0"/>
+    <w:lsdException w:name="Medium List 2" w:semiHidden="0" w:uiPriority="66" w:unhideWhenUsed="0"/>
+    <w:lsdException w:name="Medium Grid 1" w:semiHidden="0" w:uiPriority="67" w:unhideWhenUsed="0"/>
+    <w:lsdException w:name="Medium Grid 2" w:semiHidden="0" w:uiPriority="68" w:unhideWhenUsed="0"/>
+    <w:lsdException w:name="Medium Grid 3" w:semiHidden="0" w:uiPriority="69" w:unhideWhenUsed="0"/>
+    <w:lsdException w:name="Dark List" w:semiHidden="0" w:uiPriority="70" w:unhideWhenUsed="0"/>
+    <w:lsdException w:name="Colorful Shading" w:semiHidden="0" w:uiPriority="71" w:unhideWhenUsed="0"/>
+    <w:lsdException w:name="Colorful List" w:semiHidden="0" w:uiPriority="72" w:unhideWhenUsed="0"/>
+    <w:lsdException w:name="Colorful Grid" w:semiHidden="0" w:uiPriority="73" w:unhideWhenUsed="0"/>
+    <w:lsdException w:name="Light Shading Accent 1" w:semiHidden="0" w:uiPriority="60" w:unhideWhenUsed="0"/>
+    <w:lsdException w:name="Light List Accent 1" w:semiHidden="0" w:uiPriority="61" w:unhideWhenUsed="0"/>
+    <w:lsdException w:name="Light Grid Accent 1" w:semiHidden="0" w:uiPriority="62" w:unhideWhenUsed="0"/>
+    <w:lsdException w:name="Medium Shading 1 Accent 1" w:semiHidden="0" w:uiPriority="63" w:unhideWhenUsed="0"/>
+    <w:lsdException w:name="Medium Shading 2 Accent 1" w:semiHidden="0" w:uiPriority="64" w:unhideWhenUsed="0"/>
+    <w:lsdException w:name="Medium List 1 Accent 1" w:semiHidden="0" w:uiPriority="65" w:unhideWhenUsed="0"/>
+    <w:lsdException w:name="Revision" w:unhideWhenUsed="0"/>
+    <w:lsdException w:name="List Paragraph" w:semiHidden="0" w:uiPriority="34" w:unhideWhenUsed="0" w:qFormat="1"/>
+    <w:lsdException w:name="Quote" w:semiHidden="0" w:uiPriority="29" w:unhideWhenUsed="0" w:qFormat="1"/>
+    <w:lsdException w:name="Intense Quote" w:semiHidden="0" w:uiPriority="30" w:unhideWhenUsed="0" w:qFormat="1"/>
+    <w:lsdException w:name="Medium List 2 Accent 1" w:semiHidden="0" w:uiPriority="66" w:unhideWhenUsed="0"/>
+    <w:lsdException w:name="Medium Grid 1 Accent 1" w:semiHidden="0" w:uiPriority="67" w:unhideWhenUsed="0"/>
+    <w:lsdException w:name="Medium Grid 2 Accent 1" w:semiHidden="0" w:uiPriority="68" w:unhideWhenUsed="0"/>
+    <w:lsdException w:name="Medium Grid 3 Accent 1" w:semiHidden="0" w:uiPriority="69" w:unhideWhenUsed="0"/>
+    <w:lsdException w:name="Dark List Accent 1" w:semiHidden="0" w:uiPriority="70" w:unhideWhenUsed="0"/>
+    <w:lsdException w:name="Colorful Shading Accent 1" w:semiHidden="0" w:uiPriority="71" w:unhideWhenUsed="0"/>
+    <w:lsdException w:name="Colorful List Accent 1" w:semiHidden="0" w:uiPriority="72" w:unhideWhenUsed="0"/>
+    <w:lsdException w:name="Colorful Grid Accent 1" w:semiHidden="0" w:uiPriority="73" w:unhideWhenUsed="0"/>
+    <w:lsdException w:name="Light Shading Accent 2" w:semiHidden="0" w:uiPriority="60" w:unhideWhenUsed="0"/>
+    <w:lsdException w:name="Light List Accent 2" w:semiHidden="0" w:uiPriority="61" w:unhideWhenUsed="0"/>
+    <w:lsdException w:name="Light Grid Accent 2" w:semiHidden="0" w:uiPriority="62" w:unhideWhenUsed="0"/>
+    <w:lsdException w:name="Medium Shading 1 Accent 2" w:semiHidden="0" w:uiPriority="63" w:unhideWhenUsed="0"/>
+    <w:lsdException w:name="Medium Shading 2 Accent 2" w:semiHidden="0" w:uiPriority="64" w:unhideWhenUsed="0"/>
+    <w:lsdException w:name="Medium List 1 Accent 2" w:semiHidden="0" w:uiPriority="65" w:unhideWhenUsed="0"/>
+    <w:lsdException w:name="Medium List 2 Accent 2" w:semiHidden="0" w:uiPriority="66" w:unhideWhenUsed="0"/>
+    <w:lsdException w:name="Medium Grid 1 Accent 2" w:semiHidden="0" w:uiPriority="67" w:unhideWhenUsed="0"/>
+    <w:lsdException w:name="Medium Grid 2 Accent 2" w:semiHidden="0" w:uiPriority="68" w:unhideWhenUsed="0"/>
+    <w:lsdException w:name="Medium Grid 3 Accent 2" w:semiHidden="0" w:uiPriority="69" w:unhideWhenUsed="0"/>
+    <w:lsdException w:name="Dark List Accent 2" w:semiHidden="0" w:uiPriority="70" w:unhideWhenUsed="0"/>
+    <w:lsdException w:name="Colorful Shading Accent 2" w:semiHidden="0" w:uiPriority="71" w:unhideWhenUsed="0"/>
+    <w:lsdException w:name="Colorful List Accent 2" w:semiHidden="0" w:uiPriority="72" w:unhideWhenUsed="0"/>
+    <w:lsdException w:name="Colorful Grid Accent 2" w:semiHidden="0" w:uiPriority="73" w:unhideWhenUsed="0"/>
+    <w:lsdException w:name="Light Shading Accent 3" w:semiHidden="0" w:uiPriority="60" w:unhideWhenUsed="0"/>
+    <w:lsdException w:name="Light List Accent 3" w:semiHidden="0" w:uiPriority="61" w:unhideWhenUsed="0"/>
+    <w:lsdException w:name="Light Grid Accent 3" w:semiHidden="0" w:uiPriority="62" w:unhideWhenUsed="0"/>
+    <w:lsdException w:name="Medium Shading 1 Accent 3" w:semiHidden="0" w:uiPriority="63" w:unhideWhenUsed="0"/>
+    <w:lsdException w:name="Medium Shading 2 Accent 3" w:semiHidden="0" w:uiPriority="64" w:unhideWhenUsed="0"/>
+    <w:lsdException w:name="Medium List 1 Accent 3" w:semiHidden="0" w:uiPriority="65" w:unhideWhenUsed="0"/>
+    <w:lsdException w:name="Medium List 2 Accent 3" w:semiHidden="0" w:uiPriority="66" w:unhideWhenUsed="0"/>
+    <w:lsdException w:name="Medium Grid 1 Accent 3" w:semiHidden="0" w:uiPriority="67" w:unhideWhenUsed="0"/>
+    <w:lsdException w:name="Medium Grid 2 Accent 3" w:semiHidden="0" w:uiPriority="68" w:unhideWhenUsed="0"/>
+    <w:lsdException w:name="Medium Grid 3 Accent 3" w:semiHidden="0" w:uiPriority="69" w:unhideWhenUsed="0"/>
+    <w:lsdException w:name="Dark List Accent 3" w:semiHidden="0" w:uiPriority="70" w:unhideWhenUsed="0"/>
+    <w:lsdException w:name="Colorful Shading Accent 3" w:semiHidden="0" w:uiPriority="71" w:unhideWhenUsed="0"/>
+    <w:lsdException w:name="Colorful List Accent 3" w:semiHidden="0" w:uiPriority="72" w:unhideWhenUsed="0"/>
+    <w:lsdException w:name="Colorful Grid Accent 3" w:semiHidden="0" w:uiPriority="73" w:unhideWhenUsed="0"/>
+    <w:lsdException w:name="Light Shading Accent 4" w:semiHidden="0" w:uiPriority="60" w:unhideWhenUsed="0"/>
+    <w:lsdException w:name="Light List Accent 4" w:semiHidden="0" w:uiPriority="61" w:unhideWhenUsed="0"/>
+    <w:lsdException w:name="Light Grid Accent 4" w:semiHidden="0" w:uiPriority="62" w:unhideWhenUsed="0"/>
+    <w:lsdException w:name="Medium Shading 1 Accent 4" w:semiHidden="0" w:uiPriority="63" w:unhideWhenUsed="0"/>
+    <w:lsdException w:name="Medium Shading 2 Accent 4" w:semiHidden="0" w:uiPriority="64" w:unhideWhenUsed="0"/>
+    <w:lsdException w:name="Medium List 1 Accent 4" w:semiHidden="0" w:uiPriority="65" w:unhideWhenUsed="0"/>
+    <w:lsdException w:name="Medium List 2 Accent 4" w:semiHidden="0" w:uiPriority="66" w:unhideWhenUsed="0"/>
+    <w:lsdException w:name="Medium Grid 1 Accent 4" w:semiHidden="0" w:uiPriority="67" w:unhideWhenUsed="0"/>
+    <w:lsdException w:name="Medium Grid 2 Accent 4" w:semiHidden="0" w:uiPriority="68" w:unhideWhenUsed="0"/>
+    <w:lsdException w:name="Medium Grid 3 Accent 4" w:semiHidden="0" w:uiPriority="69" w:unhideWhenUsed="0"/>
+    <w:lsdException w:name="Dark List Accent 4" w:semiHidden="0" w:uiPriority="70" w:unhideWhenUsed="0"/>
+    <w:lsdException w:name="Colorful Shading Accent 4" w:semiHidden="0" w:uiPriority="71" w:unhideWhenUsed="0"/>
+    <w:lsdException w:name="Colorful List Accent 4" w:semiHidden="0" w:uiPriority="72" w:unhideWhenUsed="0"/>
+    <w:lsdException w:name="Colorful Grid Accent 4" w:semiHidden="0" w:uiPriority="73" w:unhideWhenUsed="0"/>
+    <w:lsdException w:name="Light Shading Accent 5" w:semiHidden="0" w:uiPriority="60" w:unhideWhenUsed="0"/>
+    <w:lsdException w:name="Light List Accent 5" w:semiHidden="0" w:uiPriority="61" w:unhideWhenUsed="0"/>
+    <w:lsdException w:name="Light Grid Accent 5" w:semiHidden="0" w:uiPriority="62" w:unhideWhenUsed="0"/>
+    <w:lsdException w:name="Medium Shading 1 Accent 5" w:semiHidden="0" w:uiPriority="63" w:unhideWhenUsed="0"/>
+    <w:lsdException w:name="Medium Shading 2 Accent 5" w:semiHidden="0" w:uiPriority="64" w:unhideWhenUsed="0"/>
+    <w:lsdException w:name="Medium List 1 Accent 5" w:semiHidden="0" w:uiPriority="65" w:unhideWhenUsed="0"/>
+    <w:lsdException w:name="Medium List 2 Accent 5" w:semiHidden="0" w:uiPriority="66" w:unhideWhenUsed="0"/>
+    <w:lsdException w:name="Medium Grid 1 Accent 5" w:semiHidden="0" w:uiPriority="67" w:unhideWhenUsed="0"/>
+    <w:lsdException w:name="Medium Grid 2 Accent 5" w:semiHidden="0" w:uiPriority="68" w:unhideWhenUsed="0"/>
+    <w:lsdException w:name="Medium Grid 3 Accent 5" w:semiHidden="0" w:uiPriority="69" w:unhideWhenUsed="0"/>
+    <w:lsdException w:name="Dark List Accent 5" w:semiHidden="0" w:uiPriority="70" w:unhideWhenUsed="0"/>
+    <w:lsdException w:name="Colorful Shading Accent 5" w:semiHidden="0" w:uiPriority="71" w:unhideWhenUsed="0"/>
+    <w:lsdException w:name="Colorful List Accent 5" w:semiHidden="0" w:uiPriority="72" w:unhideWhenUsed="0"/>
+    <w:lsdException w:name="Colorful Grid Accent 5" w:semiHidden="0" w:uiPriority="73" w:unhideWhenUsed="0"/>
+    <w:lsdException w:name="Light Shading Accent 6" w:semiHidden="0" w:uiPriority="60" w:unhideWhenUsed="0"/>
+    <w:lsdException w:name="Light List Accent 6" w:semiHidden="0" w:uiPriority="61" w:unhideWhenUsed="0"/>
+    <w:lsdException w:name="Light Grid Accent 6" w:semiHidden="0" w:uiPriority="62" w:unhideWhenUsed="0"/>
+    <w:lsdException w:name="Medium Shading 1 Accent 6" w:semiHidden="0" w:uiPriority="63" w:unhideWhenUsed="0"/>
+    <w:lsdException w:name="Medium Shading 2 Accent 6" w:semiHidden="0" w:uiPriority="64" w:unhideWhenUsed="0"/>
+    <w:lsdException w:name="Medium List 1 Accent 6" w:semiHidden="0" w:uiPriority="65" w:unhideWhenUsed="0"/>
+    <w:lsdException w:name="Medium List 2 Accent 6" w:semiHidden="0" w:uiPriority="66" w:unhideWhenUsed="0"/>
+    <w:lsdException w:name="Medium Grid 1 Accent 6" w:semiHidden="0" w:uiPriority="67" w:unhideWhenUsed="0"/>
+    <w:lsdException w:name="Medium Grid 2 Accent 6" w:semiHidden="0" w:uiPriority="68" w:unhideWhenUsed="0"/>
+    <w:lsdException w:name="Medium Grid 3 Accent 6" w:semiHidden="0" w:uiPriority="69" w:unhideWhenUsed="0"/>
+    <w:lsdException w:name="Dark List Accent 6" w:semiHidden="0" w:uiPriority="70" w:unhideWhenUsed="0"/>
+    <w:lsdException w:name="Colorful Shading Accent 6" w:semiHidden="0" w:uiPriority="71" w:unhideWhenUsed="0"/>
+    <w:lsdException w:name="Colorful List Accent 6" w:semiHidden="0" w:uiPriority="72" w:unhideWhenUsed="0"/>
+    <w:lsdException w:name="Colorful Grid Accent 6" w:semiHidden="0" w:uiPriority="73" w:unhideWhenUsed="0"/>
+    <w:lsdException w:name="Subtle Emphasis" w:semiHidden="0" w:uiPriority="19" w:unhideWhenUsed="0" w:qFormat="1"/>
+    <w:lsdException w:name="Intense Emphasis" w:semiHidden="0" w:uiPriority="21" w:unhideWhenUsed="0" w:qFormat="1"/>
+    <w:lsdException w:name="Subtle Reference" w:semiHidden="0" w:uiPriority="31" w:unhideWhenUsed="0" w:qFormat="1"/>
+    <w:lsdException w:name="Intense Reference" w:semiHidden="0" w:uiPriority="32" w:unhideWhenUsed="0" w:qFormat="1"/>
+    <w:lsdException w:name="Book Title" w:semiHidden="0" w:uiPriority="33" w:unhideWhenUsed="0" w:qFormat="1"/>
+    <w:lsdException w:name="Bibliography" w:uiPriority="37"/>
+    <w:lsdException w:name="TOC Heading" w:uiPriority="39" w:qFormat="1"/>
+  </w:latentStyles>
+  <w:style w:type="paragraph" w:default="1" w:styleId="Normal">
+    <w:name w:val="Normal"/>
+    <w:qFormat/>
   </w:style>
   <w:style w:type="paragraph" w:styleId="Heading1">
     <w:name w:val="heading 1"/>
-    <w:basedOn w:val="Normal"/>
-    <w:next w:val="Normal"/>
+    <w:basedOn w:val="normal0"/>
+    <w:next w:val="normal0"/>
+    <w:rsid w:val="00450B3E"/>
     <w:pPr>
-      <w:keepNext w:val="1"/>
-      <w:keepLines w:val="1"/>
-      <w:pageBreakBefore w:val="0"/>
-      <w:spacing w:after="120" w:before="400" w:lineRule="auto"/>
+      <w:keepNext/>
+      <w:keepLines/>
+      <w:spacing w:before="400" w:after="120"/>
+      <w:outlineLvl w:val="0"/>
     </w:pPr>
     <w:rPr>
       <w:sz w:val="40"/>
@@ -770,32 +926,32 @@
   </w:style>
   <w:style w:type="paragraph" w:styleId="Heading2">
     <w:name w:val="heading 2"/>
-    <w:basedOn w:val="Normal"/>
-    <w:next w:val="Normal"/>
+    <w:basedOn w:val="normal0"/>
+    <w:next w:val="normal0"/>
+    <w:rsid w:val="00450B3E"/>
     <w:pPr>
-      <w:keepNext w:val="1"/>
-      <w:keepLines w:val="1"/>
-      <w:pageBreakBefore w:val="0"/>
-      <w:spacing w:after="120" w:before="360" w:lineRule="auto"/>
+      <w:keepNext/>
+      <w:keepLines/>
+      <w:spacing w:before="360" w:after="120"/>
+      <w:outlineLvl w:val="1"/>
     </w:pPr>
     <w:rPr>
-      <w:b w:val="0"/>
       <w:sz w:val="32"/>
       <w:szCs w:val="32"/>
     </w:rPr>
   </w:style>
   <w:style w:type="paragraph" w:styleId="Heading3">
     <w:name w:val="heading 3"/>
-    <w:basedOn w:val="Normal"/>
-    <w:next w:val="Normal"/>
+    <w:basedOn w:val="normal0"/>
+    <w:next w:val="normal0"/>
+    <w:rsid w:val="00450B3E"/>
     <w:pPr>
-      <w:keepNext w:val="1"/>
-      <w:keepLines w:val="1"/>
-      <w:pageBreakBefore w:val="0"/>
-      <w:spacing w:after="80" w:before="320" w:lineRule="auto"/>
+      <w:keepNext/>
+      <w:keepLines/>
+      <w:spacing w:before="320" w:after="80"/>
+      <w:outlineLvl w:val="2"/>
     </w:pPr>
     <w:rPr>
-      <w:b w:val="0"/>
       <w:color w:val="434343"/>
       <w:sz w:val="28"/>
       <w:szCs w:val="28"/>
@@ -803,13 +959,14 @@
   </w:style>
   <w:style w:type="paragraph" w:styleId="Heading4">
     <w:name w:val="heading 4"/>
-    <w:basedOn w:val="Normal"/>
-    <w:next w:val="Normal"/>
+    <w:basedOn w:val="normal0"/>
+    <w:next w:val="normal0"/>
+    <w:rsid w:val="00450B3E"/>
     <w:pPr>
-      <w:keepNext w:val="1"/>
-      <w:keepLines w:val="1"/>
-      <w:pageBreakBefore w:val="0"/>
-      <w:spacing w:after="80" w:before="280" w:lineRule="auto"/>
+      <w:keepNext/>
+      <w:keepLines/>
+      <w:spacing w:before="280" w:after="80"/>
+      <w:outlineLvl w:val="3"/>
     </w:pPr>
     <w:rPr>
       <w:color w:val="666666"/>
@@ -819,46 +976,76 @@
   </w:style>
   <w:style w:type="paragraph" w:styleId="Heading5">
     <w:name w:val="heading 5"/>
-    <w:basedOn w:val="Normal"/>
-    <w:next w:val="Normal"/>
+    <w:basedOn w:val="normal0"/>
+    <w:next w:val="normal0"/>
+    <w:rsid w:val="00450B3E"/>
     <w:pPr>
-      <w:keepNext w:val="1"/>
-      <w:keepLines w:val="1"/>
-      <w:pageBreakBefore w:val="0"/>
-      <w:spacing w:after="80" w:before="240" w:lineRule="auto"/>
+      <w:keepNext/>
+      <w:keepLines/>
+      <w:spacing w:before="240" w:after="80"/>
+      <w:outlineLvl w:val="4"/>
     </w:pPr>
     <w:rPr>
       <w:color w:val="666666"/>
-      <w:sz w:val="22"/>
-      <w:szCs w:val="22"/>
     </w:rPr>
   </w:style>
   <w:style w:type="paragraph" w:styleId="Heading6">
     <w:name w:val="heading 6"/>
-    <w:basedOn w:val="Normal"/>
-    <w:next w:val="Normal"/>
+    <w:basedOn w:val="normal0"/>
+    <w:next w:val="normal0"/>
+    <w:rsid w:val="00450B3E"/>
     <w:pPr>
-      <w:keepNext w:val="1"/>
-      <w:keepLines w:val="1"/>
-      <w:pageBreakBefore w:val="0"/>
-      <w:spacing w:after="80" w:before="240" w:lineRule="auto"/>
+      <w:keepNext/>
+      <w:keepLines/>
+      <w:spacing w:before="240" w:after="80"/>
+      <w:outlineLvl w:val="5"/>
     </w:pPr>
     <w:rPr>
-      <w:i w:val="1"/>
+      <w:i/>
       <w:color w:val="666666"/>
-      <w:sz w:val="22"/>
-      <w:szCs w:val="22"/>
     </w:rPr>
+  </w:style>
+  <w:style w:type="character" w:default="1" w:styleId="DefaultParagraphFont">
+    <w:name w:val="Default Paragraph Font"/>
+    <w:uiPriority w:val="1"/>
+    <w:semiHidden/>
+    <w:unhideWhenUsed/>
+  </w:style>
+  <w:style w:type="table" w:default="1" w:styleId="TableNormal">
+    <w:name w:val="Normal Table"/>
+    <w:uiPriority w:val="99"/>
+    <w:semiHidden/>
+    <w:unhideWhenUsed/>
+    <w:qFormat/>
+    <w:tblPr>
+      <w:tblInd w:w="0" w:type="dxa"/>
+      <w:tblCellMar>
+        <w:top w:w="0" w:type="dxa"/>
+        <w:left w:w="108" w:type="dxa"/>
+        <w:bottom w:w="0" w:type="dxa"/>
+        <w:right w:w="108" w:type="dxa"/>
+      </w:tblCellMar>
+    </w:tblPr>
+  </w:style>
+  <w:style w:type="numbering" w:default="1" w:styleId="NoList">
+    <w:name w:val="No List"/>
+    <w:uiPriority w:val="99"/>
+    <w:semiHidden/>
+    <w:unhideWhenUsed/>
+  </w:style>
+  <w:style w:type="paragraph" w:customStyle="1" w:styleId="normal0">
+    <w:name w:val="normal"/>
+    <w:rsid w:val="00450B3E"/>
   </w:style>
   <w:style w:type="paragraph" w:styleId="Title">
     <w:name w:val="Title"/>
-    <w:basedOn w:val="Normal"/>
-    <w:next w:val="Normal"/>
+    <w:basedOn w:val="normal0"/>
+    <w:next w:val="normal0"/>
+    <w:rsid w:val="00450B3E"/>
     <w:pPr>
-      <w:keepNext w:val="1"/>
-      <w:keepLines w:val="1"/>
-      <w:pageBreakBefore w:val="0"/>
-      <w:spacing w:after="60" w:before="0" w:lineRule="auto"/>
+      <w:keepNext/>
+      <w:keepLines/>
+      <w:spacing w:after="60"/>
     </w:pPr>
     <w:rPr>
       <w:sz w:val="52"/>
@@ -867,37 +1054,67 @@
   </w:style>
   <w:style w:type="paragraph" w:styleId="Subtitle">
     <w:name w:val="Subtitle"/>
-    <w:basedOn w:val="Normal"/>
-    <w:next w:val="Normal"/>
+    <w:basedOn w:val="normal0"/>
+    <w:next w:val="normal0"/>
+    <w:rsid w:val="00450B3E"/>
     <w:pPr>
-      <w:keepNext w:val="1"/>
-      <w:keepLines w:val="1"/>
-      <w:pageBreakBefore w:val="0"/>
-      <w:spacing w:after="320" w:before="0" w:lineRule="auto"/>
+      <w:keepNext/>
+      <w:keepLines/>
+      <w:spacing w:after="320"/>
     </w:pPr>
     <w:rPr>
-      <w:rFonts w:ascii="Arial" w:cs="Arial" w:eastAsia="Arial" w:hAnsi="Arial"/>
-      <w:i w:val="0"/>
       <w:color w:val="666666"/>
       <w:sz w:val="30"/>
       <w:szCs w:val="30"/>
     </w:rPr>
   </w:style>
-  <w:style w:type="table" w:styleId="Table1">
+  <w:style w:type="table" w:customStyle="1" w:styleId="a">
     <w:basedOn w:val="TableNormal"/>
+    <w:rsid w:val="00450B3E"/>
     <w:pPr>
-      <w:spacing w:after="0" w:line="240" w:lineRule="auto"/>
+      <w:spacing w:line="240" w:lineRule="auto"/>
     </w:pPr>
     <w:tblPr>
       <w:tblStyleRowBandSize w:val="1"/>
       <w:tblStyleColBandSize w:val="1"/>
+      <w:tblInd w:w="0" w:type="dxa"/>
       <w:tblCellMar>
-        <w:top w:w="0.0" w:type="dxa"/>
-        <w:left w:w="108.0" w:type="dxa"/>
-        <w:bottom w:w="0.0" w:type="dxa"/>
-        <w:right w:w="108.0" w:type="dxa"/>
+        <w:top w:w="0" w:type="dxa"/>
+        <w:left w:w="108" w:type="dxa"/>
+        <w:bottom w:w="0" w:type="dxa"/>
+        <w:right w:w="108" w:type="dxa"/>
       </w:tblCellMar>
     </w:tblPr>
+  </w:style>
+  <w:style w:type="paragraph" w:styleId="BalloonText">
+    <w:name w:val="Balloon Text"/>
+    <w:basedOn w:val="Normal"/>
+    <w:link w:val="BalloonTextChar"/>
+    <w:uiPriority w:val="99"/>
+    <w:semiHidden/>
+    <w:unhideWhenUsed/>
+    <w:rsid w:val="00E04091"/>
+    <w:pPr>
+      <w:spacing w:line="240" w:lineRule="auto"/>
+    </w:pPr>
+    <w:rPr>
+      <w:rFonts w:ascii="Tahoma" w:hAnsi="Tahoma" w:cs="Tahoma"/>
+      <w:sz w:val="16"/>
+      <w:szCs w:val="16"/>
+    </w:rPr>
+  </w:style>
+  <w:style w:type="character" w:customStyle="1" w:styleId="BalloonTextChar">
+    <w:name w:val="Balloon Text Char"/>
+    <w:basedOn w:val="DefaultParagraphFont"/>
+    <w:link w:val="BalloonText"/>
+    <w:uiPriority w:val="99"/>
+    <w:semiHidden/>
+    <w:rsid w:val="00E04091"/>
+    <w:rPr>
+      <w:rFonts w:ascii="Tahoma" w:hAnsi="Tahoma" w:cs="Tahoma"/>
+      <w:sz w:val="16"/>
+      <w:szCs w:val="16"/>
+    </w:rPr>
   </w:style>
 </w:styles>
 </file>
